--- a/Buddism/學佛記.docx
+++ b/Buddism/學佛記.docx
@@ -25,7 +25,7 @@
         <w:rPr>
           <w:lang w:eastAsia="zh-TW"/>
         </w:rPr>
-        <w:t>二〇零一一年九月，我從中國移居到美國。英文很不流利，也才剛剛學會開車。兩年半後，也就是二〇零一四年一月，我先生因工作關係，必須離開美國整整一年。我要帶著即將升高中的兒子在美國生活。基本上我就是一名工作的單親媽媽獨自在異囯他鄉，舉目無親。坦白說，二〇零一四到二零二四年是我人生最艱難的十年。</w:t>
+        <w:t>二零一一年九月，我從中國移居到美國。經歷了多數新移民可能遇到的困難，加上先生經常需要海外出差，以及和青少年兒子的緊張關係，矛盾衝突英文很不流利，也才剛剛學會開車。兩年半後，也就是二零一四年一月，我先生因工作關係，必須離開美國整整一年。我要帶著即將升高中的兒子在美國生活。基本上我就是一名工作的單親媽媽獨自在異囯他鄉，舉目無親。，坦白說，二零一四到二零二四年是我人生最艱難的十年。</w:t>
       </w:r>
       <w:r>
         <w:rPr>
@@ -37,239 +37,244 @@
         <w:rPr>
           <w:lang w:eastAsia="zh-TW"/>
         </w:rPr>
-        <w:t>其實早在二〇零一三年年中先生決定外派時，對未來不確定的焦慮就已經開始了。除了</w:t>
-      </w:r>
-      <w:r>
-        <w:rPr>
-          <w:lang w:eastAsia="zh-TW"/>
-        </w:rPr>
-        <w:t>2014</w:t>
-      </w:r>
-      <w:r>
-        <w:rPr>
-          <w:lang w:eastAsia="zh-TW"/>
-        </w:rPr>
-        <w:t>二零一四年一整年，之後他還也要經常出國出差，一般一個月左右回來一次。</w:t>
-      </w:r>
-    </w:p>
-    <w:p>
-      <w:pPr>
-        <w:rPr>
-          <w:lang w:eastAsia="zh-TW"/>
-        </w:rPr>
-      </w:pPr>
-    </w:p>
-    <w:p>
-      <w:pPr>
-        <w:rPr>
-          <w:lang w:eastAsia="zh-TW"/>
-        </w:rPr>
-      </w:pPr>
-      <w:r>
-        <w:rPr>
-          <w:lang w:eastAsia="zh-TW"/>
-        </w:rPr>
-        <w:t>二〇零一四年春天的一個週日，我的鄰居邀請我參加丹佛的佛學小組。</w:t>
-      </w:r>
-    </w:p>
-    <w:p>
-      <w:pPr>
-        <w:rPr>
-          <w:lang w:eastAsia="zh-TW"/>
-        </w:rPr>
-      </w:pPr>
-    </w:p>
-    <w:p>
-      <w:pPr>
-        <w:rPr>
-          <w:lang w:eastAsia="zh-TW"/>
-        </w:rPr>
-      </w:pPr>
-      <w:r>
-        <w:rPr>
-          <w:lang w:eastAsia="zh-TW"/>
-        </w:rPr>
-        <w:t>我我本來就對佛法就很感興趣，買過南懷瑾先生的《金剛經說什麼》以及《楞嚴大義今釋》，也讀過《禪是一枝花》，但多半似懂非懂。閱讀時覺得好有道理，闔上書本卻記不住隻言片語，更不用說藉由經典觀照自身，或是透過修行來成長自己了。</w:t>
-      </w:r>
-    </w:p>
-    <w:p>
-      <w:pPr>
-        <w:rPr>
-          <w:lang w:eastAsia="zh-TW"/>
-        </w:rPr>
-      </w:pPr>
-    </w:p>
-    <w:p>
-      <w:pPr>
-        <w:rPr>
-          <w:lang w:eastAsia="zh-TW"/>
-        </w:rPr>
-      </w:pPr>
-      <w:r>
-        <w:rPr>
-          <w:lang w:eastAsia="zh-TW"/>
-        </w:rPr>
-        <w:t>去參加佛學小組的活動也是懵懵懂懂，不知道去了要幹嘛做什麼，只是不過我很喜歡向師父問問題，覺得師父可以看清我的困惑，幫給我指點迷津。師父的開示的確啟發了我，卻也衍生出新的困惑，讓我看見自身的掙扎，如今我才明白，這一切皆是「業力所生」。</w:t>
-      </w:r>
-    </w:p>
-    <w:p>
-      <w:pPr>
-        <w:rPr>
-          <w:lang w:eastAsia="zh-TW"/>
-        </w:rPr>
-      </w:pPr>
-    </w:p>
-    <w:p>
-      <w:pPr>
-        <w:rPr>
-          <w:lang w:eastAsia="zh-TW"/>
-        </w:rPr>
-      </w:pPr>
-      <w:r>
-        <w:rPr>
-          <w:lang w:eastAsia="zh-TW"/>
-        </w:rPr>
-        <w:t>在一次師父的講法中，降講到了《心經》。經文中的中幾句話深深觸動我，成為支撐我渡過艱難時光期的信心銘：「無掛礙故，無有恐怖，遠離顛倒夢想，究竟涅槃。」這段話讓我察覺到自己有掛礙，患得患失，既要又要，幻想生活總是一帆風順。也使我意識到只有打破這種幻像，認識到生活的本來面目，面對問題，解決問題，才能不焦慮不心憂。</w:t>
-      </w:r>
-    </w:p>
-    <w:p>
-      <w:pPr>
-        <w:rPr>
-          <w:lang w:eastAsia="zh-TW"/>
-        </w:rPr>
-      </w:pPr>
-    </w:p>
-    <w:p>
-      <w:pPr>
-        <w:rPr>
-          <w:lang w:eastAsia="zh-TW"/>
-        </w:rPr>
-      </w:pPr>
-      <w:r>
-        <w:rPr>
-          <w:lang w:eastAsia="zh-TW"/>
-        </w:rPr>
-        <w:t>當時學佛學小組有一個共同願望：擁有屬於自己的禪堂，恭請師父長駐弘法。在那個時候，這份心願看似遙不可及。大約二〇零一九年，忽然傳來消息，中台禪寺決定在波德德興建一座禪堂。所有人都難以置信，彷彿天降善緣。</w:t>
-      </w:r>
-    </w:p>
-    <w:p>
-      <w:pPr>
-        <w:rPr>
-          <w:lang w:eastAsia="zh-TW"/>
-        </w:rPr>
-      </w:pPr>
-    </w:p>
-    <w:p>
-      <w:pPr>
-        <w:rPr>
-          <w:lang w:eastAsia="zh-TW"/>
-        </w:rPr>
-      </w:pPr>
-      <w:r>
-        <w:rPr>
-          <w:lang w:eastAsia="zh-TW"/>
-        </w:rPr>
-        <w:t>二〇零二二年九月，一位同修帶我去新禪堂。到了禪堂我才知道，普法禪寺雖然尚未正式開放，已經有三位法師在處理各項事務了。</w:t>
-      </w:r>
-    </w:p>
-    <w:p>
-      <w:pPr>
-        <w:rPr>
-          <w:lang w:eastAsia="zh-TW"/>
-        </w:rPr>
-      </w:pPr>
-    </w:p>
-    <w:p>
-      <w:pPr>
-        <w:rPr>
-          <w:lang w:eastAsia="zh-TW"/>
-        </w:rPr>
-      </w:pPr>
-      <w:r>
-        <w:rPr>
-          <w:lang w:eastAsia="zh-TW"/>
-        </w:rPr>
-        <w:t>從那時起，我經常到禪堂去做義工。有時候需要爬上佛檯擦拭佛像，我覺得自己就像童謠裡的小老鼠：「小老鼠，上燈臺，偷油吃，下不來。」心底卻是滿滿感動。對我而言，這些佛像從來不是冰冷的雕像，而是有生命的存在。當我細心拂拭佛菩薩的面容時，能夠感受到祂們的真實性，我與祂們建立了一份深刻的連結，勿用言語，相識相知。</w:t>
-      </w:r>
-    </w:p>
-    <w:p>
-      <w:pPr>
-        <w:rPr>
-          <w:lang w:eastAsia="zh-TW"/>
-        </w:rPr>
-      </w:pPr>
-    </w:p>
-    <w:p>
-      <w:pPr>
-        <w:rPr>
-          <w:lang w:eastAsia="zh-TW"/>
-        </w:rPr>
-      </w:pPr>
-      <w:r>
-        <w:rPr>
-          <w:lang w:eastAsia="zh-TW"/>
-        </w:rPr>
-        <w:t>慢慢地我變得開朗起來，願意主動接觸他人、傾聽大家的故事。我感覺到我並不孤單，大家都有各种各样的际遇。我們都相信，學佛修行，是通往覺悟唯一的道路。</w:t>
-      </w:r>
-    </w:p>
-    <w:p>
-      <w:pPr>
-        <w:rPr>
-          <w:lang w:eastAsia="zh-TW"/>
-        </w:rPr>
-      </w:pPr>
-    </w:p>
-    <w:p>
-      <w:pPr>
-        <w:rPr>
-          <w:lang w:eastAsia="zh-TW"/>
-        </w:rPr>
-      </w:pPr>
-      <w:r>
-        <w:rPr>
-          <w:lang w:eastAsia="zh-TW"/>
-        </w:rPr>
-        <w:t>有一天，我做義工到很晚，見奇師父就邀我參加晚課。他和見敏師父在前面誦經，只有我一人在下面聼。一時間，不知怎地，我整個人就止不住地痛哭流涕起來。兩位年輕法師站在金色的夕陽裏，不在意有沒有人在聽，那麼認真、那麼專注、那麼動聽，那麼地不以為異。彷彿本來就該是這樣，彷彿這裡是另外一個世界，完全沒有染雜。</w:t>
-      </w:r>
-    </w:p>
-    <w:p>
-      <w:pPr>
-        <w:rPr>
-          <w:lang w:eastAsia="zh-TW"/>
-        </w:rPr>
-      </w:pPr>
-    </w:p>
-    <w:p>
-      <w:pPr>
-        <w:rPr>
-          <w:lang w:eastAsia="zh-TW"/>
-        </w:rPr>
-      </w:pPr>
-      <w:r>
-        <w:rPr>
-          <w:lang w:eastAsia="zh-TW"/>
-        </w:rPr>
-        <w:t>二〇零二二年九月九日，代理住持來寺院主持三皈依。中午一得知消息，我就立刻報了名。要不要皈依的念頭在我心中糾結了八年，下定決心卻只在一瞬之間。我想我是皈依給了這座禪堂。</w:t>
-      </w:r>
-    </w:p>
-    <w:p>
-      <w:pPr>
-        <w:rPr>
-          <w:lang w:eastAsia="zh-TW"/>
-        </w:rPr>
-      </w:pPr>
-    </w:p>
-    <w:p>
-      <w:pPr>
-        <w:rPr>
-          <w:lang w:eastAsia="zh-TW"/>
-        </w:rPr>
-      </w:pPr>
-      <w:r>
-        <w:rPr>
-          <w:lang w:eastAsia="zh-TW"/>
-        </w:rPr>
-        <w:t>故意皈依之後，我寫下了下面這首詩：</w:t>
+        <w:t>其實早在二零一三年年中先生決定外派時，對未來不確定的焦慮就已經開始了。除了二零一四年一整年，之後他也要經常出國出差，一般一個月左右回來一次。</w:t>
+      </w:r>
+    </w:p>
+    <w:p>
+      <w:pPr>
+        <w:rPr>
+          <w:lang w:eastAsia="zh-TW"/>
+        </w:rPr>
+      </w:pPr>
+    </w:p>
+    <w:p>
+      <w:pPr>
+        <w:rPr>
+          <w:lang w:eastAsia="zh-TW"/>
+        </w:rPr>
+      </w:pPr>
+      <w:r>
+        <w:rPr>
+          <w:lang w:eastAsia="zh-TW"/>
+        </w:rPr>
+        <w:t>二零一四年春天的一個週日，就在我人生最黯淡無助的時候，我的鄰居邀請我參加丹佛的佛學小組。我對佛法就很感興趣，買過南懷瑾先生的《金剛經說什麼》以及《楞嚴大義今釋》，也讀過《禪是一枝花》，但多半基本上似懂非懂。閱讀時覺得好有道理，闔上書本卻記不住隻言片語，更不用說藉由經典觀照自身，或是透過修行來自我成長自己了。</w:t>
+      </w:r>
+    </w:p>
+    <w:p>
+      <w:pPr>
+        <w:rPr>
+          <w:lang w:eastAsia="zh-TW"/>
+        </w:rPr>
+      </w:pPr>
+    </w:p>
+    <w:p>
+      <w:pPr>
+        <w:rPr>
+          <w:lang w:eastAsia="zh-TW"/>
+        </w:rPr>
+      </w:pPr>
+      <w:r>
+        <w:rPr>
+          <w:lang w:eastAsia="zh-TW"/>
+        </w:rPr>
+        <w:t>去參加佛學小組的活動也是懵懵懂懂，不知道去了要做什麼，不過我很喜歡向師父問問題，覺得師父可以看清我的困惑，給我指點迷津。師父的開示的確啟發了我，卻也衍生出新的困惑，讓我看見自身的掙扎，如今我才明白，這一切皆是「業力所生唯心所現</w:t>
+      </w:r>
+      <w:r>
+        <w:rPr>
+          <w:lang w:eastAsia="zh-TW"/>
+        </w:rPr>
+        <w:t xml:space="preserve"> </w:t>
+      </w:r>
+      <w:r>
+        <w:rPr>
+          <w:lang w:eastAsia="zh-TW"/>
+        </w:rPr>
+        <w:t>」。</w:t>
+      </w:r>
+    </w:p>
+    <w:p>
+      <w:pPr>
+        <w:rPr>
+          <w:lang w:eastAsia="zh-TW"/>
+        </w:rPr>
+      </w:pPr>
+    </w:p>
+    <w:p>
+      <w:pPr>
+        <w:rPr>
+          <w:lang w:eastAsia="zh-TW"/>
+        </w:rPr>
+      </w:pPr>
+      <w:r>
+        <w:rPr>
+          <w:lang w:eastAsia="zh-TW"/>
+        </w:rPr>
+        <w:t>在一次師父的講法中，講到了《心經》。經文中的幾句話深深觸動我，成為支撐我渡過艱難時期歲月的信心銘：「無掛礙故，無有恐怖，遠離顛倒夢想，究竟涅槃。」這段話讓我察覺到自己有掛礙，患得患失，既要又要，幻想生活總是一帆風順。也使我意識到只有打破這種幻像，認識到生活的本來面目，面對問題，解決問題，才能不焦慮不心憂。</w:t>
+      </w:r>
+    </w:p>
+    <w:p>
+      <w:pPr>
+        <w:rPr>
+          <w:lang w:eastAsia="zh-TW"/>
+        </w:rPr>
+      </w:pPr>
+    </w:p>
+    <w:p>
+      <w:pPr>
+        <w:rPr>
+          <w:lang w:eastAsia="zh-TW"/>
+        </w:rPr>
+      </w:pPr>
+      <w:r>
+        <w:rPr>
+          <w:lang w:eastAsia="zh-TW"/>
+        </w:rPr>
+        <w:t>當時佛學小組有一個共同願望：擁有屬於自己的禪堂，恭請師父長駐弘法。在那個時候，這份心願看似遙不可及。大約二零一九年，忽然傳來消息，中台禪寺決定在波德博德</w:t>
+      </w:r>
+      <w:r>
+        <w:rPr>
+          <w:lang w:eastAsia="zh-TW"/>
+        </w:rPr>
+        <w:t>(Boulder)</w:t>
+      </w:r>
+      <w:r>
+        <w:rPr>
+          <w:lang w:eastAsia="zh-TW"/>
+        </w:rPr>
+        <w:t>建一座禪堂。所有人都難以置信，彷彿天降善緣。</w:t>
+      </w:r>
+    </w:p>
+    <w:p>
+      <w:pPr>
+        <w:rPr>
+          <w:lang w:eastAsia="zh-TW"/>
+        </w:rPr>
+      </w:pPr>
+    </w:p>
+    <w:p>
+      <w:pPr>
+        <w:rPr>
+          <w:lang w:eastAsia="zh-TW"/>
+        </w:rPr>
+      </w:pPr>
+      <w:r>
+        <w:rPr>
+          <w:lang w:eastAsia="zh-TW"/>
+        </w:rPr>
+        <w:t>二零二二年九月，一位同修帶我去新禪堂。到了禪堂我才知道，普法禪寺雖然尚未正式開放，已經有三位法師在處理各項事務了。</w:t>
+      </w:r>
+    </w:p>
+    <w:p>
+      <w:pPr>
+        <w:rPr>
+          <w:lang w:eastAsia="zh-TW"/>
+        </w:rPr>
+      </w:pPr>
+    </w:p>
+    <w:p>
+      <w:pPr>
+        <w:rPr>
+          <w:lang w:eastAsia="zh-TW"/>
+        </w:rPr>
+      </w:pPr>
+      <w:r>
+        <w:rPr>
+          <w:lang w:eastAsia="zh-TW"/>
+        </w:rPr>
+        <w:lastRenderedPageBreak/>
+        <w:t>從那時起，我經常到禪堂去做義工。有時候需要爬上佛檯擦拭佛像，我覺得自己就像童謠裡的小老鼠：「小老鼠，上燈臺，偷油吃，下不來。」心底卻是滿滿感動。對我而言，這些佛像從來不是冰冷的雕像，而是是有生命的存在人們對無量智慧及無緣慈悲向往的體現。</w:t>
+      </w:r>
+      <w:r>
+        <w:rPr>
+          <w:lang w:eastAsia="zh-TW"/>
+        </w:rPr>
+        <w:t xml:space="preserve"> </w:t>
+      </w:r>
+      <w:r>
+        <w:rPr>
+          <w:lang w:eastAsia="zh-TW"/>
+        </w:rPr>
+        <w:t>。當我細心拂拭佛菩薩的面容時，能夠感受到祂們的真實性，我與祂們建立了一份深刻的連結，勿用言語，相識相知。</w:t>
+      </w:r>
+    </w:p>
+    <w:p>
+      <w:pPr>
+        <w:rPr>
+          <w:lang w:eastAsia="zh-TW"/>
+        </w:rPr>
+      </w:pPr>
+    </w:p>
+    <w:p>
+      <w:pPr>
+        <w:rPr>
+          <w:lang w:eastAsia="zh-TW"/>
+        </w:rPr>
+      </w:pPr>
+      <w:r>
+        <w:rPr>
+          <w:lang w:eastAsia="zh-TW"/>
+        </w:rPr>
+        <w:t>慢慢地我變得開朗起來，願意主動接觸他人、傾聽大家的故事。我感覺到我並不孤單，大家都有各种各样的际遇。我們都相信，學佛修行，是通往覺悟的道路。</w:t>
+      </w:r>
+    </w:p>
+    <w:p>
+      <w:pPr>
+        <w:rPr>
+          <w:lang w:eastAsia="zh-TW"/>
+        </w:rPr>
+      </w:pPr>
+    </w:p>
+    <w:p>
+      <w:pPr>
+        <w:rPr>
+          <w:lang w:eastAsia="zh-TW"/>
+        </w:rPr>
+      </w:pPr>
+      <w:r>
+        <w:rPr>
+          <w:lang w:eastAsia="zh-TW"/>
+        </w:rPr>
+        <w:t>有一天，我做義工到很晚，見奇師父就邀請我參加晚課。他和見敏閔師父在前面誦經，只有我一人在下面聼。一時間，不知怎地，我整個人就止不住地痛哭起來。兩位年輕法師站在金色的夕陽裏，不在意有沒有人在聽，那麼認真、那麼專注、那麼動聽，那麼地不以為異。，彷彿本來就該是這樣，彷彿這裡是另外一個世界，完全沒有染雜。</w:t>
+      </w:r>
+    </w:p>
+    <w:p>
+      <w:pPr>
+        <w:rPr>
+          <w:lang w:eastAsia="zh-TW"/>
+        </w:rPr>
+      </w:pPr>
+    </w:p>
+    <w:p>
+      <w:pPr>
+        <w:rPr>
+          <w:lang w:eastAsia="zh-TW"/>
+        </w:rPr>
+      </w:pPr>
+      <w:r>
+        <w:rPr>
+          <w:lang w:eastAsia="zh-TW"/>
+        </w:rPr>
+        <w:t>二零二二年九月九日，代理住持來寺院主持三皈依。中午一得知消息，我就立刻報了名。要不要皈依的念頭在我心中糾結了八年，下定決心卻只在一瞬之間。我想我是皈依了這座禪堂。</w:t>
+      </w:r>
+    </w:p>
+    <w:p>
+      <w:pPr>
+        <w:rPr>
+          <w:lang w:eastAsia="zh-TW"/>
+        </w:rPr>
+      </w:pPr>
+    </w:p>
+    <w:p>
+      <w:pPr>
+        <w:rPr>
+          <w:lang w:eastAsia="zh-TW"/>
+        </w:rPr>
+      </w:pPr>
+      <w:r>
+        <w:rPr>
+          <w:lang w:eastAsia="zh-TW"/>
+        </w:rPr>
+        <w:t>皈依之後，我寫了下面這首詩：</w:t>
       </w:r>
     </w:p>
     <w:p>
@@ -352,21 +357,36 @@
       </w:r>
     </w:p>
     <w:p>
-      <w:r>
+      <w:pPr>
+        <w:rPr>
+          <w:lang w:eastAsia="zh-TW"/>
+        </w:rPr>
+      </w:pPr>
+      <w:r>
+        <w:rPr>
+          <w:lang w:eastAsia="zh-TW"/>
+        </w:rPr>
         <w:t>打濕髮梢。</w:t>
       </w:r>
     </w:p>
-    <w:p/>
-    <w:p>
-      <w:pPr>
-        <w:rPr>
-          <w:lang w:eastAsia="zh-TW"/>
-        </w:rPr>
-      </w:pPr>
-      <w:r>
-        <w:rPr>
-          <w:lang w:eastAsia="zh-TW"/>
-        </w:rPr>
+    <w:p>
+      <w:pPr>
+        <w:rPr>
+          <w:lang w:eastAsia="zh-TW"/>
+        </w:rPr>
+      </w:pPr>
+    </w:p>
+    <w:p>
+      <w:pPr>
+        <w:rPr>
+          <w:lang w:eastAsia="zh-TW"/>
+        </w:rPr>
+      </w:pPr>
+      <w:r>
+        <w:rPr>
+          <w:lang w:eastAsia="zh-TW"/>
+        </w:rPr>
+        <w:lastRenderedPageBreak/>
         <w:t>極目遠眺，</w:t>
       </w:r>
     </w:p>
@@ -518,63 +538,67 @@
         <w:rPr>
           <w:lang w:eastAsia="zh-TW"/>
         </w:rPr>
-        <w:t>二〇零二四年七月，普法禪寺迎來常住住持，一切都開始有模有樣起來。禪堂和園區越來越有禪意；各種課程陸續開辦；法會接連舉行；學員和義工不斷增加；各種課程陸續開辦；法會接連舉行。感恩師父們的不懈努力，普法禪寺不僅有莊嚴的道場，更有甚深微妙的佛法，讓洛磯山下的眾生有緣親近佛法和禪修。我真心希望有更多的人可以像我一樣通過佛法消解煩惱，生活地更加有智慧，平安喜樂。</w:t>
-      </w:r>
-    </w:p>
-    <w:p>
-      <w:pPr>
-        <w:rPr>
-          <w:lang w:eastAsia="zh-TW"/>
-        </w:rPr>
-      </w:pPr>
-    </w:p>
-    <w:p>
-      <w:pPr>
-        <w:rPr>
-          <w:lang w:eastAsia="zh-TW"/>
-        </w:rPr>
-      </w:pPr>
-      <w:r>
-        <w:rPr>
-          <w:lang w:eastAsia="zh-TW"/>
-        </w:rPr>
-        <w:t>二〇零二五年年底，我參加七日禪七護七。很神奇的是，從不早起的我，每天清晨四點起床也沒有問題。參加禪七的學員讓我深受感動，我看到生命個體在漫漫的學佛路上，孜孜不倦的地求索。我的覺性也在護七的每一天漸漸提起，能夠靜下心來，秉持對事以真的態度做好每一項安排給我的任務。</w:t>
-      </w:r>
-    </w:p>
-    <w:p>
-      <w:pPr>
-        <w:rPr>
-          <w:lang w:eastAsia="zh-TW"/>
-        </w:rPr>
-      </w:pPr>
-    </w:p>
-    <w:p>
-      <w:pPr>
-        <w:rPr>
-          <w:lang w:eastAsia="zh-TW"/>
-        </w:rPr>
-      </w:pPr>
-      <w:r>
-        <w:rPr>
-          <w:lang w:eastAsia="zh-TW"/>
-        </w:rPr>
-        <w:lastRenderedPageBreak/>
-        <w:t>二〇零二六年年初，我心中萌生起一個清晰的念頭：我要更加深入研習佛法、，踏實修行。於是產生了受持五戒的心願，那樣我就可以能夠以戒律規範自我，不再隨業流轉，做自己生命的主人。希望很快能夠得償所願。</w:t>
-      </w:r>
-    </w:p>
-    <w:p>
-      <w:pPr>
-        <w:rPr>
-          <w:lang w:eastAsia="zh-TW"/>
-        </w:rPr>
-      </w:pPr>
-    </w:p>
-    <w:p>
-      <w:r>
-        <w:rPr>
-          <w:lang w:eastAsia="zh-TW"/>
-        </w:rPr>
-        <w:t>這些年通過修習佛法，特別是师父讲的止观，和在禪堂做義工，</w:t>
+        <w:t>二零二四年七月，普法禪寺迎來常住住持星净法師，，一切都開始有模有樣起來。禪堂和園區越來越有禪意；各種課程陸續開辦；法會接連舉行；學員和義工不斷增加。感恩師父們的不懈努力，普法禪寺不僅有莊嚴的道場，更有甚深微妙的佛法，讓洛磯山下的眾生有緣親近佛法和禪修。我真心希望有更多的人可以像我一樣通過佛法消解煩惱，生活地更加有智慧，平安喜樂。</w:t>
+      </w:r>
+    </w:p>
+    <w:p>
+      <w:pPr>
+        <w:rPr>
+          <w:lang w:eastAsia="zh-TW"/>
+        </w:rPr>
+      </w:pPr>
+    </w:p>
+    <w:p>
+      <w:pPr>
+        <w:rPr>
+          <w:lang w:eastAsia="zh-TW"/>
+        </w:rPr>
+      </w:pPr>
+      <w:r>
+        <w:rPr>
+          <w:lang w:eastAsia="zh-TW"/>
+        </w:rPr>
+        <w:t>二零二五年年底，我參加了禪七護七。很神奇的是，從不早起的我，每天清晨四點起床也沒有問題。參加禪七的學員讓我深受感動，我看到生命個體每一個眾生在漫漫的學佛路上，孜孜不倦地求索。我的覺性也在護七的每一天漸漸提起，能夠靜下心來秉持對事以真的態度做每一項安排給我的任務。</w:t>
+      </w:r>
+    </w:p>
+    <w:p>
+      <w:pPr>
+        <w:rPr>
+          <w:lang w:eastAsia="zh-TW"/>
+        </w:rPr>
+      </w:pPr>
+    </w:p>
+    <w:p>
+      <w:pPr>
+        <w:rPr>
+          <w:lang w:eastAsia="zh-TW"/>
+        </w:rPr>
+      </w:pPr>
+      <w:r>
+        <w:rPr>
+          <w:lang w:eastAsia="zh-TW"/>
+        </w:rPr>
+        <w:t>二零二六年年初，我心中萌生起一個清晰的念頭：我要深入研習佛法，踏實修行。於是產生了受持五戒的心願，那樣我就能夠以戒律規範自我，不再隨業流轉，做自己生命的主人。希望很快能夠得償所願。</w:t>
+      </w:r>
+    </w:p>
+    <w:p>
+      <w:pPr>
+        <w:rPr>
+          <w:lang w:eastAsia="zh-TW"/>
+        </w:rPr>
+      </w:pPr>
+    </w:p>
+    <w:p>
+      <w:pPr>
+        <w:rPr>
+          <w:lang w:eastAsia="zh-TW"/>
+        </w:rPr>
+      </w:pPr>
+      <w:r>
+        <w:rPr>
+          <w:lang w:eastAsia="zh-TW"/>
+        </w:rPr>
+        <w:t>這些年通過修習佛法，特別是師父講的止觀，法門和在禪堂做義工，</w:t>
       </w:r>
       <w:r>
         <w:rPr>
@@ -586,10 +610,7 @@
         <w:rPr>
           <w:lang w:eastAsia="zh-TW"/>
         </w:rPr>
-        <w:t>我不再胡思乱想一些不存在的困难，停止了對未来的担忧，不让没有必要的想法增加我的煩惱。在和兒子相處的過程中，我慢慢學會調伏情緒，非暴力溝通，注意努力修復親子關係。</w:t>
-      </w:r>
-      <w:r>
-        <w:t>我相信我和兒子會回到從前的親密無間。</w:t>
+        <w:t>我不再胡思亂想一些不存在的困難，停止了對未來的擔憂，不讓沒有必要的想法增加我的煩惱。在和兒子相處的過程中，我慢慢學會調伏情緒，非暴力溝通，努力修復親子關係。我相信我和兒子會回到從前的親密無間。</w:t>
       </w:r>
     </w:p>
     <w:p/>

--- a/Buddism/學佛記.docx
+++ b/Buddism/學佛記.docx
@@ -25,7 +25,53 @@
         <w:rPr>
           <w:lang w:eastAsia="zh-TW"/>
         </w:rPr>
-        <w:t>二零一一年九月，我從中國移居到美國。經歷了多數新移民可能遇到的困難，加上先生經常需要海外出差，以及和青少年兒子的緊張關係，矛盾衝突英文很不流利，也才剛剛學會開車。兩年半後，也就是二零一四年一月，我先生因工作關係，必須離開美國整整一年。我要帶著即將升高中的兒子在美國生活。基本上我就是一名工作的單親媽媽獨自在異囯他鄉，舉目無親。，坦白說，二零一四到二零二四年是我人生最艱難的十年。</w:t>
+        <w:t>二零一一年九月，我從中國移居到美國。經歷了多數新移民可能遇到的困難，加上先生經常需要海外出差，以及和青少年兒子的緊張關係，矛盾衝突，坦白說，二零一四到二零二四年是我最艱難的十年。</w:t>
+      </w:r>
+      <w:r>
+        <w:rPr>
+          <w:lang w:eastAsia="zh-TW"/>
+        </w:rPr>
+        <w:t> </w:t>
+      </w:r>
+    </w:p>
+    <w:p>
+      <w:pPr>
+        <w:rPr>
+          <w:lang w:eastAsia="zh-TW"/>
+        </w:rPr>
+      </w:pPr>
+    </w:p>
+    <w:p>
+      <w:pPr>
+        <w:rPr>
+          <w:lang w:eastAsia="zh-TW"/>
+        </w:rPr>
+      </w:pPr>
+      <w:r>
+        <w:rPr>
+          <w:lang w:eastAsia="zh-TW"/>
+        </w:rPr>
+        <w:t>二零一四年春天的一個週日，就在我人生最黯淡無助的時候，我的鄰居邀請我參加丹佛的佛學小組。我對佛法很感興趣，但基本上似懂非懂，更不用說藉由經典觀照自身，或是透過修行來自我成長了。</w:t>
+      </w:r>
+    </w:p>
+    <w:p>
+      <w:pPr>
+        <w:rPr>
+          <w:lang w:eastAsia="zh-TW"/>
+        </w:rPr>
+      </w:pPr>
+    </w:p>
+    <w:p>
+      <w:pPr>
+        <w:rPr>
+          <w:lang w:eastAsia="zh-TW"/>
+        </w:rPr>
+      </w:pPr>
+      <w:r>
+        <w:rPr>
+          <w:lang w:eastAsia="zh-TW"/>
+        </w:rPr>
+        <w:t>去參加佛學小組的活動也是懵懵懂懂，不知道去了要做什麼，不過我很喜歡向師父問問題，覺得師父可以看清我的困惑，給我指點迷津。師父的開示的確啟發了我，卻也衍生出新的困惑，讓我看見自身的掙扎，如今我才明白，這一切皆是「唯心所現</w:t>
       </w:r>
       <w:r>
         <w:rPr>
@@ -37,47 +83,27 @@
         <w:rPr>
           <w:lang w:eastAsia="zh-TW"/>
         </w:rPr>
-        <w:t>其實早在二零一三年年中先生決定外派時，對未來不確定的焦慮就已經開始了。除了二零一四年一整年，之後他也要經常出國出差，一般一個月左右回來一次。</w:t>
-      </w:r>
-    </w:p>
-    <w:p>
-      <w:pPr>
-        <w:rPr>
-          <w:lang w:eastAsia="zh-TW"/>
-        </w:rPr>
-      </w:pPr>
-    </w:p>
-    <w:p>
-      <w:pPr>
-        <w:rPr>
-          <w:lang w:eastAsia="zh-TW"/>
-        </w:rPr>
-      </w:pPr>
-      <w:r>
-        <w:rPr>
-          <w:lang w:eastAsia="zh-TW"/>
-        </w:rPr>
-        <w:t>二零一四年春天的一個週日，就在我人生最黯淡無助的時候，我的鄰居邀請我參加丹佛的佛學小組。我對佛法就很感興趣，買過南懷瑾先生的《金剛經說什麼》以及《楞嚴大義今釋》，也讀過《禪是一枝花》，但多半基本上似懂非懂。閱讀時覺得好有道理，闔上書本卻記不住隻言片語，更不用說藉由經典觀照自身，或是透過修行來自我成長自己了。</w:t>
-      </w:r>
-    </w:p>
-    <w:p>
-      <w:pPr>
-        <w:rPr>
-          <w:lang w:eastAsia="zh-TW"/>
-        </w:rPr>
-      </w:pPr>
-    </w:p>
-    <w:p>
-      <w:pPr>
-        <w:rPr>
-          <w:lang w:eastAsia="zh-TW"/>
-        </w:rPr>
-      </w:pPr>
-      <w:r>
-        <w:rPr>
-          <w:lang w:eastAsia="zh-TW"/>
-        </w:rPr>
-        <w:t>去參加佛學小組的活動也是懵懵懂懂，不知道去了要做什麼，不過我很喜歡向師父問問題，覺得師父可以看清我的困惑，給我指點迷津。師父的開示的確啟發了我，卻也衍生出新的困惑，讓我看見自身的掙扎，如今我才明白，這一切皆是「業力所生唯心所現</w:t>
+        <w:t>」。</w:t>
+      </w:r>
+    </w:p>
+    <w:p>
+      <w:pPr>
+        <w:rPr>
+          <w:lang w:eastAsia="zh-TW"/>
+        </w:rPr>
+      </w:pPr>
+    </w:p>
+    <w:p>
+      <w:pPr>
+        <w:rPr>
+          <w:lang w:eastAsia="zh-TW"/>
+        </w:rPr>
+      </w:pPr>
+      <w:r>
+        <w:rPr>
+          <w:lang w:eastAsia="zh-TW"/>
+        </w:rPr>
+        <w:t>在一次師父的講法中，講到了《心經》。經文中的幾句話深深觸動我，成為支撐我渡過艱難歲月的信心銘：「心無罣礙。無罣礙故。無有恐怖。遠離顛倒夢想。究竟涅</w:t>
       </w:r>
       <w:r>
         <w:rPr>
@@ -89,47 +115,27 @@
         <w:rPr>
           <w:lang w:eastAsia="zh-TW"/>
         </w:rPr>
-        <w:t>」。</w:t>
-      </w:r>
-    </w:p>
-    <w:p>
-      <w:pPr>
-        <w:rPr>
-          <w:lang w:eastAsia="zh-TW"/>
-        </w:rPr>
-      </w:pPr>
-    </w:p>
-    <w:p>
-      <w:pPr>
-        <w:rPr>
-          <w:lang w:eastAsia="zh-TW"/>
-        </w:rPr>
-      </w:pPr>
-      <w:r>
-        <w:rPr>
-          <w:lang w:eastAsia="zh-TW"/>
-        </w:rPr>
-        <w:t>在一次師父的講法中，講到了《心經》。經文中的幾句話深深觸動我，成為支撐我渡過艱難時期歲月的信心銘：「無掛礙故，無有恐怖，遠離顛倒夢想，究竟涅槃。」這段話讓我察覺到自己有掛礙，患得患失，既要又要，幻想生活總是一帆風順。也使我意識到只有打破這種幻像，認識到生活的本來面目，面對問題，解決問題，才能不焦慮不心憂。</w:t>
-      </w:r>
-    </w:p>
-    <w:p>
-      <w:pPr>
-        <w:rPr>
-          <w:lang w:eastAsia="zh-TW"/>
-        </w:rPr>
-      </w:pPr>
-    </w:p>
-    <w:p>
-      <w:pPr>
-        <w:rPr>
-          <w:lang w:eastAsia="zh-TW"/>
-        </w:rPr>
-      </w:pPr>
-      <w:r>
-        <w:rPr>
-          <w:lang w:eastAsia="zh-TW"/>
-        </w:rPr>
-        <w:t>當時佛學小組有一個共同願望：擁有屬於自己的禪堂，恭請師父長駐弘法。在那個時候，這份心願看似遙不可及。大約二零一九年，忽然傳來消息，中台禪寺決定在波德博德</w:t>
+        <w:t>槃。」這段話讓我察覺到自己有掛礙，患得患失，既要又要，幻想生活總是一帆風順。也使我意識到只有打破這種幻像，認識到生活的本來面目，面對問題，解決問題，才能不焦慮不心憂。</w:t>
+      </w:r>
+    </w:p>
+    <w:p>
+      <w:pPr>
+        <w:rPr>
+          <w:lang w:eastAsia="zh-TW"/>
+        </w:rPr>
+      </w:pPr>
+    </w:p>
+    <w:p>
+      <w:pPr>
+        <w:rPr>
+          <w:lang w:eastAsia="zh-TW"/>
+        </w:rPr>
+      </w:pPr>
+      <w:r>
+        <w:rPr>
+          <w:lang w:eastAsia="zh-TW"/>
+        </w:rPr>
+        <w:t>當時佛學小組有一個共同願望：擁有屬於自己的禪堂，恭請師父長駐弘法。在那時候，這份心願看似遙不可及。大約二零一九年，忽然傳來消息，中台禪寺決定在博德</w:t>
       </w:r>
       <w:r>
         <w:rPr>
@@ -181,192 +187,146 @@
         <w:rPr>
           <w:lang w:eastAsia="zh-TW"/>
         </w:rPr>
+        <w:t>從那時起，我經常到禪堂去做義工。有時候需要爬上佛檯擦拭佛像，我覺得自己就像童謠裡的小老鼠：「小老鼠，上燈臺，偷油吃，下不來。」心底卻是滿滿感動。對我而言，這些佛像從來不是冰冷的雕像，而是人們對無量智慧及無緣慈悲向往的體現。</w:t>
+      </w:r>
+      <w:r>
+        <w:rPr>
+          <w:lang w:eastAsia="zh-TW"/>
+        </w:rPr>
+        <w:t xml:space="preserve"> </w:t>
+      </w:r>
+      <w:r>
+        <w:rPr>
+          <w:lang w:eastAsia="zh-TW"/>
+        </w:rPr>
+        <w:t>當我細心拂</w:t>
+      </w:r>
+      <w:r>
+        <w:rPr>
+          <w:lang w:eastAsia="zh-TW"/>
+        </w:rPr>
         <w:lastRenderedPageBreak/>
-        <w:t>從那時起，我經常到禪堂去做義工。有時候需要爬上佛檯擦拭佛像，我覺得自己就像童謠裡的小老鼠：「小老鼠，上燈臺，偷油吃，下不來。」心底卻是滿滿感動。對我而言，這些佛像從來不是冰冷的雕像，而是是有生命的存在人們對無量智慧及無緣慈悲向往的體現。</w:t>
-      </w:r>
-      <w:r>
-        <w:rPr>
-          <w:lang w:eastAsia="zh-TW"/>
-        </w:rPr>
-        <w:t xml:space="preserve"> </w:t>
-      </w:r>
-      <w:r>
-        <w:rPr>
-          <w:lang w:eastAsia="zh-TW"/>
-        </w:rPr>
-        <w:t>。當我細心拂拭佛菩薩的面容時，能夠感受到祂們的真實性，我與祂們建立了一份深刻的連結，勿用言語，相識相知。</w:t>
-      </w:r>
-    </w:p>
-    <w:p>
-      <w:pPr>
-        <w:rPr>
-          <w:lang w:eastAsia="zh-TW"/>
-        </w:rPr>
-      </w:pPr>
-    </w:p>
-    <w:p>
-      <w:pPr>
-        <w:rPr>
-          <w:lang w:eastAsia="zh-TW"/>
-        </w:rPr>
-      </w:pPr>
-      <w:r>
-        <w:rPr>
-          <w:lang w:eastAsia="zh-TW"/>
-        </w:rPr>
-        <w:t>慢慢地我變得開朗起來，願意主動接觸他人、傾聽大家的故事。我感覺到我並不孤單，大家都有各种各样的际遇。我們都相信，學佛修行，是通往覺悟的道路。</w:t>
-      </w:r>
-    </w:p>
-    <w:p>
-      <w:pPr>
-        <w:rPr>
-          <w:lang w:eastAsia="zh-TW"/>
-        </w:rPr>
-      </w:pPr>
-    </w:p>
-    <w:p>
-      <w:pPr>
-        <w:rPr>
-          <w:lang w:eastAsia="zh-TW"/>
-        </w:rPr>
-      </w:pPr>
-      <w:r>
-        <w:rPr>
-          <w:lang w:eastAsia="zh-TW"/>
-        </w:rPr>
-        <w:t>有一天，我做義工到很晚，見奇師父就邀請我參加晚課。他和見敏閔師父在前面誦經，只有我一人在下面聼。一時間，不知怎地，我整個人就止不住地痛哭起來。兩位年輕法師站在金色的夕陽裏，不在意有沒有人在聽，那麼認真、那麼專注、那麼動聽，那麼地不以為異。，彷彿本來就該是這樣，彷彿這裡是另外一個世界，完全沒有染雜。</w:t>
-      </w:r>
-    </w:p>
-    <w:p>
-      <w:pPr>
-        <w:rPr>
-          <w:lang w:eastAsia="zh-TW"/>
-        </w:rPr>
-      </w:pPr>
-    </w:p>
-    <w:p>
-      <w:pPr>
-        <w:rPr>
-          <w:lang w:eastAsia="zh-TW"/>
-        </w:rPr>
-      </w:pPr>
-      <w:r>
-        <w:rPr>
-          <w:lang w:eastAsia="zh-TW"/>
-        </w:rPr>
-        <w:t>二零二二年九月九日，代理住持來寺院主持三皈依。中午一得知消息，我就立刻報了名。要不要皈依的念頭在我心中糾結了八年，下定決心卻只在一瞬之間。我想我是皈依了這座禪堂。</w:t>
-      </w:r>
-    </w:p>
-    <w:p>
-      <w:pPr>
-        <w:rPr>
-          <w:lang w:eastAsia="zh-TW"/>
-        </w:rPr>
-      </w:pPr>
-    </w:p>
-    <w:p>
-      <w:pPr>
-        <w:rPr>
-          <w:lang w:eastAsia="zh-TW"/>
-        </w:rPr>
-      </w:pPr>
-      <w:r>
-        <w:rPr>
-          <w:lang w:eastAsia="zh-TW"/>
-        </w:rPr>
-        <w:t>皈依之後，我寫了下面這首詩：</w:t>
-      </w:r>
-    </w:p>
-    <w:p>
-      <w:pPr>
-        <w:rPr>
-          <w:lang w:eastAsia="zh-TW"/>
-        </w:rPr>
-      </w:pPr>
-    </w:p>
-    <w:p>
-      <w:pPr>
-        <w:rPr>
-          <w:lang w:eastAsia="zh-TW"/>
-        </w:rPr>
-      </w:pPr>
-      <w:r>
-        <w:rPr>
-          <w:lang w:eastAsia="zh-TW"/>
-        </w:rPr>
-        <w:t>當你好了，</w:t>
-      </w:r>
-    </w:p>
-    <w:p>
-      <w:pPr>
-        <w:rPr>
-          <w:lang w:eastAsia="zh-TW"/>
-        </w:rPr>
-      </w:pPr>
-      <w:r>
-        <w:rPr>
-          <w:lang w:eastAsia="zh-TW"/>
-        </w:rPr>
-        <w:t>走得動了，</w:t>
-      </w:r>
-    </w:p>
-    <w:p>
-      <w:pPr>
-        <w:rPr>
-          <w:lang w:eastAsia="zh-TW"/>
-        </w:rPr>
-      </w:pPr>
-      <w:r>
-        <w:rPr>
-          <w:lang w:eastAsia="zh-TW"/>
-        </w:rPr>
-        <w:t>山林裡奔跑，</w:t>
-      </w:r>
-    </w:p>
-    <w:p>
-      <w:pPr>
-        <w:rPr>
-          <w:lang w:eastAsia="zh-TW"/>
-        </w:rPr>
-      </w:pPr>
-      <w:r>
-        <w:rPr>
-          <w:lang w:eastAsia="zh-TW"/>
-        </w:rPr>
-        <w:t>追隨小鳥。</w:t>
-      </w:r>
-    </w:p>
-    <w:p>
-      <w:pPr>
-        <w:rPr>
-          <w:lang w:eastAsia="zh-TW"/>
-        </w:rPr>
-      </w:pPr>
-    </w:p>
-    <w:p>
-      <w:pPr>
-        <w:rPr>
-          <w:lang w:eastAsia="zh-TW"/>
-        </w:rPr>
-      </w:pPr>
-      <w:r>
-        <w:rPr>
-          <w:lang w:eastAsia="zh-TW"/>
-        </w:rPr>
-        <w:t>雲雨好像故事，</w:t>
-      </w:r>
-    </w:p>
-    <w:p>
-      <w:pPr>
-        <w:rPr>
-          <w:lang w:eastAsia="zh-TW"/>
-        </w:rPr>
-      </w:pPr>
-      <w:r>
-        <w:rPr>
-          <w:lang w:eastAsia="zh-TW"/>
-        </w:rPr>
-        <w:t>打濕髮梢。</w:t>
+        <w:t>拭佛菩薩的面容時，能夠感受到祂們的真實性，我與祂們建立了一份深刻的連結，勿用言語，相識相知。</w:t>
+      </w:r>
+    </w:p>
+    <w:p>
+      <w:pPr>
+        <w:rPr>
+          <w:lang w:eastAsia="zh-TW"/>
+        </w:rPr>
+      </w:pPr>
+    </w:p>
+    <w:p>
+      <w:pPr>
+        <w:rPr>
+          <w:lang w:eastAsia="zh-TW"/>
+        </w:rPr>
+      </w:pPr>
+      <w:r>
+        <w:rPr>
+          <w:lang w:eastAsia="zh-TW"/>
+        </w:rPr>
+        <w:t>慢慢地我變得開朗起來，願意主動接觸他人、傾聽大家的故事。我感覺到我並不孤單，大家都有各种各样的际遇。我們都相信學佛修行是通往覺悟的道路。</w:t>
+      </w:r>
+    </w:p>
+    <w:p>
+      <w:pPr>
+        <w:rPr>
+          <w:lang w:eastAsia="zh-TW"/>
+        </w:rPr>
+      </w:pPr>
+    </w:p>
+    <w:p>
+      <w:pPr>
+        <w:rPr>
+          <w:lang w:eastAsia="zh-TW"/>
+        </w:rPr>
+      </w:pPr>
+      <w:r>
+        <w:rPr>
+          <w:lang w:eastAsia="zh-TW"/>
+        </w:rPr>
+        <w:t>有一天，我做義工到很晚，見奇師父就邀請我參加晚課。他和見閔師父在前面誦經，我一人在下面聼。一時間，不知怎地，我整個人就止不住地痛哭起來。兩位年輕法師站在金色的夕陽裏，不在意有沒有人聽，那麼認真、那麼專注、那麼動聽，那麼地不以為異，彷彿本來就該是這樣，彷彿這裡是另外一個世界，完全沒有染雜。</w:t>
+      </w:r>
+    </w:p>
+    <w:p>
+      <w:pPr>
+        <w:rPr>
+          <w:lang w:eastAsia="zh-TW"/>
+        </w:rPr>
+      </w:pPr>
+    </w:p>
+    <w:p>
+      <w:pPr>
+        <w:rPr>
+          <w:lang w:eastAsia="zh-TW"/>
+        </w:rPr>
+      </w:pPr>
+      <w:r>
+        <w:rPr>
+          <w:lang w:eastAsia="zh-TW"/>
+        </w:rPr>
+        <w:t>二零二二年九月九日，代理住持來寺院主持三皈依。中午一得知消息，我就立刻報了名。要不要皈依的念頭在我心中糾結了八年，下定決心卻只在一瞬間。</w:t>
+      </w:r>
+    </w:p>
+    <w:p>
+      <w:pPr>
+        <w:rPr>
+          <w:lang w:eastAsia="zh-TW"/>
+        </w:rPr>
+      </w:pPr>
+    </w:p>
+    <w:p>
+      <w:pPr>
+        <w:rPr>
+          <w:lang w:eastAsia="zh-TW"/>
+        </w:rPr>
+      </w:pPr>
+      <w:r>
+        <w:rPr>
+          <w:lang w:eastAsia="zh-TW"/>
+        </w:rPr>
+        <w:t>二零二四年七月，普法禪寺迎來常住住持星净法師，一切都開始有模有樣起來。禪堂和園區越來越有禪意；各種課程陸續開辦；法會接連舉行；學員和義工不斷增加。感恩師父們的不懈努力，普法禪寺不僅有莊嚴的道場，更有甚深微妙的佛法，讓洛磯山下的眾生有緣親近佛法和禪修。我真心希望有更多的人可以像我一樣通過佛法消解煩惱，生活地更加有智慧，平安喜樂。</w:t>
+      </w:r>
+    </w:p>
+    <w:p>
+      <w:pPr>
+        <w:rPr>
+          <w:lang w:eastAsia="zh-TW"/>
+        </w:rPr>
+      </w:pPr>
+    </w:p>
+    <w:p>
+      <w:pPr>
+        <w:rPr>
+          <w:lang w:eastAsia="zh-TW"/>
+        </w:rPr>
+      </w:pPr>
+      <w:r>
+        <w:rPr>
+          <w:lang w:eastAsia="zh-TW"/>
+        </w:rPr>
+        <w:t>二零二五年年底，我參加了禪七護七。很神奇的是，從不早起的我，每天清晨四點起床也沒有問題。參加禪七的學員讓我深受感動，我看到每一個眾生在漫漫的學佛路上，孜孜不倦地求索。我的覺性也在護七的每一天漸漸提起，能夠靜下心來秉持對事以真的態度做每一項安排給我的任務。</w:t>
+      </w:r>
+    </w:p>
+    <w:p>
+      <w:pPr>
+        <w:rPr>
+          <w:lang w:eastAsia="zh-TW"/>
+        </w:rPr>
+      </w:pPr>
+    </w:p>
+    <w:p>
+      <w:pPr>
+        <w:rPr>
+          <w:lang w:eastAsia="zh-TW"/>
+        </w:rPr>
+      </w:pPr>
+      <w:r>
+        <w:rPr>
+          <w:lang w:eastAsia="zh-TW"/>
+        </w:rPr>
+        <w:t>二零二六年年初，我心中萌生起一個清晰的念頭：我要深入研習佛法，踏實修行。於是產生了受持五戒的心願，那樣我就能夠以戒律規範自我，不再隨業流轉，做自己生命的主人。希望很快能夠得償所願。</w:t>
       </w:r>
     </w:p>
     <w:p>
@@ -387,218 +347,7 @@
           <w:lang w:eastAsia="zh-TW"/>
         </w:rPr>
         <w:lastRenderedPageBreak/>
-        <w:t>極目遠眺，</w:t>
-      </w:r>
-    </w:p>
-    <w:p>
-      <w:pPr>
-        <w:rPr>
-          <w:lang w:eastAsia="zh-TW"/>
-        </w:rPr>
-      </w:pPr>
-      <w:r>
-        <w:rPr>
-          <w:lang w:eastAsia="zh-TW"/>
-        </w:rPr>
-        <w:t>似有佛光，</w:t>
-      </w:r>
-    </w:p>
-    <w:p>
-      <w:pPr>
-        <w:rPr>
-          <w:lang w:eastAsia="zh-TW"/>
-        </w:rPr>
-      </w:pPr>
-      <w:r>
-        <w:rPr>
-          <w:lang w:eastAsia="zh-TW"/>
-        </w:rPr>
-        <w:t>展顏微笑。</w:t>
-      </w:r>
-    </w:p>
-    <w:p>
-      <w:pPr>
-        <w:rPr>
-          <w:lang w:eastAsia="zh-TW"/>
-        </w:rPr>
-      </w:pPr>
-    </w:p>
-    <w:p>
-      <w:pPr>
-        <w:rPr>
-          <w:lang w:eastAsia="zh-TW"/>
-        </w:rPr>
-      </w:pPr>
-      <w:r>
-        <w:rPr>
-          <w:lang w:eastAsia="zh-TW"/>
-        </w:rPr>
-        <w:t>你知道，</w:t>
-      </w:r>
-    </w:p>
-    <w:p>
-      <w:pPr>
-        <w:rPr>
-          <w:lang w:eastAsia="zh-TW"/>
-        </w:rPr>
-      </w:pPr>
-      <w:r>
-        <w:rPr>
-          <w:lang w:eastAsia="zh-TW"/>
-        </w:rPr>
-        <w:t>多少沉重</w:t>
-      </w:r>
-    </w:p>
-    <w:p>
-      <w:pPr>
-        <w:rPr>
-          <w:lang w:eastAsia="zh-TW"/>
-        </w:rPr>
-      </w:pPr>
-      <w:r>
-        <w:rPr>
-          <w:lang w:eastAsia="zh-TW"/>
-        </w:rPr>
-        <w:t>對於身輕如燕，</w:t>
-      </w:r>
-    </w:p>
-    <w:p>
-      <w:pPr>
-        <w:rPr>
-          <w:lang w:eastAsia="zh-TW"/>
-        </w:rPr>
-      </w:pPr>
-      <w:r>
-        <w:rPr>
-          <w:lang w:eastAsia="zh-TW"/>
-        </w:rPr>
-        <w:t>都是輕飄飄。</w:t>
-      </w:r>
-    </w:p>
-    <w:p>
-      <w:pPr>
-        <w:rPr>
-          <w:lang w:eastAsia="zh-TW"/>
-        </w:rPr>
-      </w:pPr>
-    </w:p>
-    <w:p>
-      <w:pPr>
-        <w:rPr>
-          <w:lang w:eastAsia="zh-TW"/>
-        </w:rPr>
-      </w:pPr>
-      <w:r>
-        <w:rPr>
-          <w:lang w:eastAsia="zh-TW"/>
-        </w:rPr>
-        <w:t>你傻傻地笑，</w:t>
-      </w:r>
-    </w:p>
-    <w:p>
-      <w:pPr>
-        <w:rPr>
-          <w:lang w:eastAsia="zh-TW"/>
-        </w:rPr>
-      </w:pPr>
-      <w:r>
-        <w:rPr>
-          <w:lang w:eastAsia="zh-TW"/>
-        </w:rPr>
-        <w:t>曾經自己，</w:t>
-      </w:r>
-    </w:p>
-    <w:p>
-      <w:pPr>
-        <w:rPr>
-          <w:lang w:eastAsia="zh-TW"/>
-        </w:rPr>
-      </w:pPr>
-      <w:r>
-        <w:rPr>
-          <w:lang w:eastAsia="zh-TW"/>
-        </w:rPr>
-        <w:t>多煎熬。</w:t>
-      </w:r>
-    </w:p>
-    <w:p>
-      <w:pPr>
-        <w:rPr>
-          <w:lang w:eastAsia="zh-TW"/>
-        </w:rPr>
-      </w:pPr>
-    </w:p>
-    <w:p>
-      <w:pPr>
-        <w:rPr>
-          <w:lang w:eastAsia="zh-TW"/>
-        </w:rPr>
-      </w:pPr>
-      <w:r>
-        <w:rPr>
-          <w:lang w:eastAsia="zh-TW"/>
-        </w:rPr>
-        <w:t>二零二四年七月，普法禪寺迎來常住住持星净法師，，一切都開始有模有樣起來。禪堂和園區越來越有禪意；各種課程陸續開辦；法會接連舉行；學員和義工不斷增加。感恩師父們的不懈努力，普法禪寺不僅有莊嚴的道場，更有甚深微妙的佛法，讓洛磯山下的眾生有緣親近佛法和禪修。我真心希望有更多的人可以像我一樣通過佛法消解煩惱，生活地更加有智慧，平安喜樂。</w:t>
-      </w:r>
-    </w:p>
-    <w:p>
-      <w:pPr>
-        <w:rPr>
-          <w:lang w:eastAsia="zh-TW"/>
-        </w:rPr>
-      </w:pPr>
-    </w:p>
-    <w:p>
-      <w:pPr>
-        <w:rPr>
-          <w:lang w:eastAsia="zh-TW"/>
-        </w:rPr>
-      </w:pPr>
-      <w:r>
-        <w:rPr>
-          <w:lang w:eastAsia="zh-TW"/>
-        </w:rPr>
-        <w:t>二零二五年年底，我參加了禪七護七。很神奇的是，從不早起的我，每天清晨四點起床也沒有問題。參加禪七的學員讓我深受感動，我看到生命個體每一個眾生在漫漫的學佛路上，孜孜不倦地求索。我的覺性也在護七的每一天漸漸提起，能夠靜下心來秉持對事以真的態度做每一項安排給我的任務。</w:t>
-      </w:r>
-    </w:p>
-    <w:p>
-      <w:pPr>
-        <w:rPr>
-          <w:lang w:eastAsia="zh-TW"/>
-        </w:rPr>
-      </w:pPr>
-    </w:p>
-    <w:p>
-      <w:pPr>
-        <w:rPr>
-          <w:lang w:eastAsia="zh-TW"/>
-        </w:rPr>
-      </w:pPr>
-      <w:r>
-        <w:rPr>
-          <w:lang w:eastAsia="zh-TW"/>
-        </w:rPr>
-        <w:t>二零二六年年初，我心中萌生起一個清晰的念頭：我要深入研習佛法，踏實修行。於是產生了受持五戒的心願，那樣我就能夠以戒律規範自我，不再隨業流轉，做自己生命的主人。希望很快能夠得償所願。</w:t>
-      </w:r>
-    </w:p>
-    <w:p>
-      <w:pPr>
-        <w:rPr>
-          <w:lang w:eastAsia="zh-TW"/>
-        </w:rPr>
-      </w:pPr>
-    </w:p>
-    <w:p>
-      <w:pPr>
-        <w:rPr>
-          <w:lang w:eastAsia="zh-TW"/>
-        </w:rPr>
-      </w:pPr>
-      <w:r>
-        <w:rPr>
-          <w:lang w:eastAsia="zh-TW"/>
-        </w:rPr>
-        <w:t>這些年通過修習佛法，特別是師父講的止觀，法門和在禪堂做義工，</w:t>
+        <w:t>這些年通過修習佛法，特別是師父講的止觀法門和在禪堂做義工，</w:t>
       </w:r>
       <w:r>
         <w:rPr>
